--- a/labs/lab14/report/report.docx
+++ b/labs/lab14/report/report.docx
@@ -197,7 +197,7 @@
       <w:r>
         <w:drawing>
           <wp:inline>
-            <wp:extent cx="3733800" cy="2814992"/>
+            <wp:extent cx="3733800" cy="2789411"/>
             <wp:effectExtent b="0" l="0" r="0" t="0"/>
             <wp:docPr descr="Задание 1" title="" id="22" name="Picture"/>
             <a:graphic>
@@ -218,7 +218,7 @@
                   <pic:spPr bwMode="auto">
                     <a:xfrm>
                       <a:off x="0" y="0"/>
-                      <a:ext cx="3733800" cy="2814992"/>
+                      <a:ext cx="3733800" cy="2789411"/>
                     </a:xfrm>
                     <a:prstGeom prst="rect">
                       <a:avLst/>
@@ -346,7 +346,7 @@
       <w:r>
         <w:drawing>
           <wp:inline>
-            <wp:extent cx="3733800" cy="2789411"/>
+            <wp:extent cx="3733800" cy="2814992"/>
             <wp:effectExtent b="0" l="0" r="0" t="0"/>
             <wp:docPr descr="Задание 3" title="" id="28" name="Picture"/>
             <a:graphic>
@@ -367,7 +367,7 @@
                   <pic:spPr bwMode="auto">
                     <a:xfrm>
                       <a:off x="0" y="0"/>
-                      <a:ext cx="3733800" cy="2789411"/>
+                      <a:ext cx="3733800" cy="2814992"/>
                     </a:xfrm>
                     <a:prstGeom prst="rect">
                       <a:avLst/>
